--- a/00-首页/题组Word/初赛模拟卷（老·I~IX）/真题版式/初赛模拟卷III（非有机·学生版·真题版式）.docx
+++ b/00-首页/题组Word/初赛模拟卷（老·I~IX）/真题版式/初赛模拟卷III（非有机·学生版·真题版式）.docx
@@ -1606,7 +1606,7 @@
       <w:r>
         <w:drawing>
           <wp:inline>
-            <wp:extent cx="2520000" cy="4471327"/>
+            <wp:extent cx="1339092" cy="2376000"/>
             <wp:effectExtent b="0" l="0" r="0" t="0"/>
             <wp:docPr descr="" title="" id="22" name="Picture"/>
             <a:graphic>
@@ -1627,7 +1627,7 @@
                   <pic:spPr bwMode="auto">
                     <a:xfrm>
                       <a:off x="0" y="0"/>
-                      <a:ext cx="2520000" cy="4471327"/>
+                      <a:ext cx="1339092" cy="2376000"/>
                     </a:xfrm>
                     <a:prstGeom prst="rect">
                       <a:avLst/>
@@ -3954,7 +3954,7 @@
       <w:r>
         <w:drawing>
           <wp:inline>
-            <wp:extent cx="3149600" cy="4279900"/>
+            <wp:extent cx="1483584" cy="2015999"/>
             <wp:effectExtent b="0" l="0" r="0" t="0"/>
             <wp:docPr descr="" title="" id="32" name="Picture"/>
             <a:graphic>
@@ -3975,7 +3975,7 @@
                   <pic:spPr bwMode="auto">
                     <a:xfrm>
                       <a:off x="0" y="0"/>
-                      <a:ext cx="3149600" cy="4279900"/>
+                      <a:ext cx="1483584" cy="2015999"/>
                     </a:xfrm>
                     <a:prstGeom prst="rect">
                       <a:avLst/>
@@ -4906,7 +4906,7 @@
       <w:r>
         <w:drawing>
           <wp:inline>
-            <wp:extent cx="3086100" cy="2133600"/>
+            <wp:extent cx="2520000" cy="1742222"/>
             <wp:effectExtent b="0" l="0" r="0" t="0"/>
             <wp:docPr descr="" title="" id="38" name="Picture"/>
             <a:graphic>
@@ -4927,7 +4927,7 @@
                   <pic:spPr bwMode="auto">
                     <a:xfrm>
                       <a:off x="0" y="0"/>
-                      <a:ext cx="3086100" cy="2133600"/>
+                      <a:ext cx="2520000" cy="1742222"/>
                     </a:xfrm>
                     <a:prstGeom prst="rect">
                       <a:avLst/>
